--- a/public/cv/en/CV_Strokov_Victor.docx
+++ b/public/cv/en/CV_Strokov_Victor.docx
@@ -559,7 +559,7 @@
         <w:jc w:val="left"/>
       </w:pPr>
       <w:r>
-        <w:t>Developed Eikon information products and contributed to analytics dashboards; 1 product attracted 3 B2B clients.</w:t>
+        <w:t>Developed Eikon information products and contributed to analytics dashboards; the products collectively attracted 3 B2B clients.</w:t>
       </w:r>
     </w:p>
     <w:p>
